--- a/Buoi4/Báo Cáo Lỗi.docx
+++ b/Buoi4/Báo Cáo Lỗi.docx
@@ -62,8 +62,6 @@
       <w:r>
         <w:rPr>
           <w:rFonts w:cs="Times New Roman"/>
-          <w:b/>
-          <w:bCs/>
           <w:sz w:val="26"/>
           <w:szCs w:val="26"/>
         </w:rPr>
@@ -73,19 +71,15 @@
       <w:r>
         <w:rPr>
           <w:rFonts w:cs="Times New Roman"/>
-          <w:b/>
-          <w:bCs/>
-          <w:sz w:val="26"/>
-          <w:szCs w:val="26"/>
-        </w:rPr>
-        <w:t xml:space="preserve"> </w:t>
-      </w:r>
-      <w:proofErr w:type="spellStart"/>
-      <w:r>
-        <w:rPr>
-          <w:rFonts w:cs="Times New Roman"/>
-          <w:b/>
-          <w:bCs/>
+          <w:sz w:val="26"/>
+          <w:szCs w:val="26"/>
+        </w:rPr>
+        <w:t xml:space="preserve"> </w:t>
+      </w:r>
+      <w:proofErr w:type="spellStart"/>
+      <w:r>
+        <w:rPr>
+          <w:rFonts w:cs="Times New Roman"/>
           <w:sz w:val="26"/>
           <w:szCs w:val="26"/>
         </w:rPr>
@@ -95,8 +89,6 @@
       <w:r>
         <w:rPr>
           <w:rFonts w:cs="Times New Roman"/>
-          <w:b/>
-          <w:bCs/>
           <w:sz w:val="26"/>
           <w:szCs w:val="26"/>
         </w:rPr>
@@ -107,8 +99,6 @@
       <w:r>
         <w:rPr>
           <w:rFonts w:cs="Times New Roman"/>
-          <w:b/>
-          <w:bCs/>
           <w:sz w:val="26"/>
           <w:szCs w:val="26"/>
         </w:rPr>
@@ -118,8 +108,6 @@
       <w:r>
         <w:rPr>
           <w:rFonts w:cs="Times New Roman"/>
-          <w:b/>
-          <w:bCs/>
           <w:sz w:val="26"/>
           <w:szCs w:val="26"/>
         </w:rPr>
@@ -490,8 +478,6 @@
       <w:r>
         <w:rPr>
           <w:rFonts w:cs="Times New Roman"/>
-          <w:b/>
-          <w:bCs/>
           <w:sz w:val="26"/>
           <w:szCs w:val="26"/>
         </w:rPr>
@@ -501,8 +487,6 @@
       <w:r>
         <w:rPr>
           <w:rFonts w:cs="Times New Roman"/>
-          <w:b/>
-          <w:bCs/>
           <w:sz w:val="26"/>
           <w:szCs w:val="26"/>
         </w:rPr>
@@ -512,20 +496,10 @@
       <w:r>
         <w:rPr>
           <w:rFonts w:cs="Times New Roman"/>
-          <w:b/>
-          <w:bCs/>
-          <w:sz w:val="26"/>
-          <w:szCs w:val="26"/>
-        </w:rPr>
-        <w:t>:</w:t>
-      </w:r>
-      <w:r>
-        <w:rPr>
-          <w:rFonts w:cs="Times New Roman"/>
-          <w:sz w:val="26"/>
-          <w:szCs w:val="26"/>
-        </w:rPr>
-        <w:t xml:space="preserve"> BUG_POLY_001</w:t>
+          <w:sz w:val="26"/>
+          <w:szCs w:val="26"/>
+        </w:rPr>
+        <w:t>: BUG_POLY_001</w:t>
       </w:r>
     </w:p>
     <w:p>
@@ -542,8 +516,6 @@
       <w:r>
         <w:rPr>
           <w:rFonts w:cs="Times New Roman"/>
-          <w:b/>
-          <w:bCs/>
           <w:sz w:val="26"/>
           <w:szCs w:val="26"/>
         </w:rPr>
@@ -553,19 +525,15 @@
       <w:r>
         <w:rPr>
           <w:rFonts w:cs="Times New Roman"/>
-          <w:b/>
-          <w:bCs/>
-          <w:sz w:val="26"/>
-          <w:szCs w:val="26"/>
-        </w:rPr>
-        <w:t xml:space="preserve"> </w:t>
-      </w:r>
-      <w:proofErr w:type="spellStart"/>
-      <w:r>
-        <w:rPr>
-          <w:rFonts w:cs="Times New Roman"/>
-          <w:b/>
-          <w:bCs/>
+          <w:sz w:val="26"/>
+          <w:szCs w:val="26"/>
+        </w:rPr>
+        <w:t xml:space="preserve"> </w:t>
+      </w:r>
+      <w:proofErr w:type="spellStart"/>
+      <w:r>
+        <w:rPr>
+          <w:rFonts w:cs="Times New Roman"/>
           <w:sz w:val="26"/>
           <w:szCs w:val="26"/>
         </w:rPr>
@@ -575,19 +543,15 @@
       <w:r>
         <w:rPr>
           <w:rFonts w:cs="Times New Roman"/>
-          <w:b/>
-          <w:bCs/>
-          <w:sz w:val="26"/>
-          <w:szCs w:val="26"/>
-        </w:rPr>
-        <w:t xml:space="preserve"> </w:t>
-      </w:r>
-      <w:proofErr w:type="spellStart"/>
-      <w:r>
-        <w:rPr>
-          <w:rFonts w:cs="Times New Roman"/>
-          <w:b/>
-          <w:bCs/>
+          <w:sz w:val="26"/>
+          <w:szCs w:val="26"/>
+        </w:rPr>
+        <w:t xml:space="preserve"> </w:t>
+      </w:r>
+      <w:proofErr w:type="spellStart"/>
+      <w:r>
+        <w:rPr>
+          <w:rFonts w:cs="Times New Roman"/>
           <w:sz w:val="26"/>
           <w:szCs w:val="26"/>
         </w:rPr>
@@ -597,44 +561,10 @@
       <w:r>
         <w:rPr>
           <w:rFonts w:cs="Times New Roman"/>
-          <w:b/>
-          <w:bCs/>
-          <w:sz w:val="26"/>
-          <w:szCs w:val="26"/>
-        </w:rPr>
-        <w:t xml:space="preserve"> Phẩm:</w:t>
-      </w:r>
-      <w:r>
-        <w:rPr>
-          <w:rFonts w:cs="Times New Roman"/>
-          <w:sz w:val="26"/>
-          <w:szCs w:val="26"/>
-        </w:rPr>
-        <w:t xml:space="preserve"> </w:t>
-      </w:r>
-      <w:r>
-        <w:rPr>
-          <w:rFonts w:cs="Times New Roman"/>
-          <w:sz w:val="26"/>
-          <w:szCs w:val="26"/>
-        </w:rPr>
-        <w:t>BTBuoi4</w:t>
-      </w:r>
-      <w:r>
-        <w:rPr>
-          <w:rFonts w:cs="Times New Roman"/>
-          <w:sz w:val="26"/>
-          <w:szCs w:val="26"/>
-        </w:rPr>
-        <w:t xml:space="preserve"> </w:t>
-      </w:r>
-      <w:r>
-        <w:rPr>
-          <w:rFonts w:cs="Times New Roman"/>
-          <w:sz w:val="26"/>
-          <w:szCs w:val="26"/>
-        </w:rPr>
-        <w:t>v1.0</w:t>
+          <w:sz w:val="26"/>
+          <w:szCs w:val="26"/>
+        </w:rPr>
+        <w:t xml:space="preserve"> Phẩm: BTBuoi4 v1.0</w:t>
       </w:r>
     </w:p>
     <w:p>
@@ -651,8 +581,6 @@
       <w:r>
         <w:rPr>
           <w:rFonts w:cs="Times New Roman"/>
-          <w:b/>
-          <w:bCs/>
           <w:sz w:val="26"/>
           <w:szCs w:val="26"/>
         </w:rPr>
@@ -662,19 +590,15 @@
       <w:r>
         <w:rPr>
           <w:rFonts w:cs="Times New Roman"/>
-          <w:b/>
-          <w:bCs/>
-          <w:sz w:val="26"/>
-          <w:szCs w:val="26"/>
-        </w:rPr>
-        <w:t xml:space="preserve"> </w:t>
-      </w:r>
-      <w:proofErr w:type="spellStart"/>
-      <w:r>
-        <w:rPr>
-          <w:rFonts w:cs="Times New Roman"/>
-          <w:b/>
-          <w:bCs/>
+          <w:sz w:val="26"/>
+          <w:szCs w:val="26"/>
+        </w:rPr>
+        <w:t xml:space="preserve"> </w:t>
+      </w:r>
+      <w:proofErr w:type="spellStart"/>
+      <w:r>
+        <w:rPr>
+          <w:rFonts w:cs="Times New Roman"/>
           <w:sz w:val="26"/>
           <w:szCs w:val="26"/>
         </w:rPr>
@@ -684,20 +608,10 @@
       <w:r>
         <w:rPr>
           <w:rFonts w:cs="Times New Roman"/>
-          <w:b/>
-          <w:bCs/>
-          <w:sz w:val="26"/>
-          <w:szCs w:val="26"/>
-        </w:rPr>
-        <w:t xml:space="preserve"> Nghiêm Trọng:</w:t>
-      </w:r>
-      <w:r>
-        <w:rPr>
-          <w:rFonts w:cs="Times New Roman"/>
-          <w:sz w:val="26"/>
-          <w:szCs w:val="26"/>
-        </w:rPr>
-        <w:t xml:space="preserve"> Trung </w:t>
+          <w:sz w:val="26"/>
+          <w:szCs w:val="26"/>
+        </w:rPr>
+        <w:t xml:space="preserve"> Nghiêm Trọng: Trung </w:t>
       </w:r>
       <w:proofErr w:type="spellStart"/>
       <w:r>
@@ -724,8 +638,6 @@
       <w:r>
         <w:rPr>
           <w:rFonts w:cs="Times New Roman"/>
-          <w:b/>
-          <w:bCs/>
           <w:sz w:val="26"/>
           <w:szCs w:val="26"/>
         </w:rPr>
@@ -735,19 +647,15 @@
       <w:r>
         <w:rPr>
           <w:rFonts w:cs="Times New Roman"/>
-          <w:b/>
-          <w:bCs/>
-          <w:sz w:val="26"/>
-          <w:szCs w:val="26"/>
-        </w:rPr>
-        <w:t xml:space="preserve"> </w:t>
-      </w:r>
-      <w:proofErr w:type="spellStart"/>
-      <w:r>
-        <w:rPr>
-          <w:rFonts w:cs="Times New Roman"/>
-          <w:b/>
-          <w:bCs/>
+          <w:sz w:val="26"/>
+          <w:szCs w:val="26"/>
+        </w:rPr>
+        <w:t xml:space="preserve"> </w:t>
+      </w:r>
+      <w:proofErr w:type="spellStart"/>
+      <w:r>
+        <w:rPr>
+          <w:rFonts w:cs="Times New Roman"/>
           <w:sz w:val="26"/>
           <w:szCs w:val="26"/>
         </w:rPr>
@@ -757,19 +665,15 @@
       <w:r>
         <w:rPr>
           <w:rFonts w:cs="Times New Roman"/>
-          <w:b/>
-          <w:bCs/>
-          <w:sz w:val="26"/>
-          <w:szCs w:val="26"/>
-        </w:rPr>
-        <w:t xml:space="preserve"> </w:t>
-      </w:r>
-      <w:proofErr w:type="spellStart"/>
-      <w:r>
-        <w:rPr>
-          <w:rFonts w:cs="Times New Roman"/>
-          <w:b/>
-          <w:bCs/>
+          <w:sz w:val="26"/>
+          <w:szCs w:val="26"/>
+        </w:rPr>
+        <w:t xml:space="preserve"> </w:t>
+      </w:r>
+      <w:proofErr w:type="spellStart"/>
+      <w:r>
+        <w:rPr>
+          <w:rFonts w:cs="Times New Roman"/>
           <w:sz w:val="26"/>
           <w:szCs w:val="26"/>
         </w:rPr>
@@ -779,20 +683,10 @@
       <w:r>
         <w:rPr>
           <w:rFonts w:cs="Times New Roman"/>
-          <w:b/>
-          <w:bCs/>
-          <w:sz w:val="26"/>
-          <w:szCs w:val="26"/>
-        </w:rPr>
-        <w:t xml:space="preserve"> Tiên:</w:t>
-      </w:r>
-      <w:r>
-        <w:rPr>
-          <w:rFonts w:cs="Times New Roman"/>
-          <w:sz w:val="26"/>
-          <w:szCs w:val="26"/>
-        </w:rPr>
-        <w:t xml:space="preserve"> Cao</w:t>
+          <w:sz w:val="26"/>
+          <w:szCs w:val="26"/>
+        </w:rPr>
+        <w:t xml:space="preserve"> Tiên: Cao</w:t>
       </w:r>
     </w:p>
     <w:p>
@@ -809,8 +703,6 @@
       <w:r>
         <w:rPr>
           <w:rFonts w:cs="Times New Roman"/>
-          <w:b/>
-          <w:bCs/>
           <w:sz w:val="26"/>
           <w:szCs w:val="26"/>
         </w:rPr>
@@ -820,19 +712,15 @@
       <w:r>
         <w:rPr>
           <w:rFonts w:cs="Times New Roman"/>
-          <w:b/>
-          <w:bCs/>
-          <w:sz w:val="26"/>
-          <w:szCs w:val="26"/>
-        </w:rPr>
-        <w:t xml:space="preserve"> </w:t>
-      </w:r>
-      <w:proofErr w:type="spellStart"/>
-      <w:r>
-        <w:rPr>
-          <w:rFonts w:cs="Times New Roman"/>
-          <w:b/>
-          <w:bCs/>
+          <w:sz w:val="26"/>
+          <w:szCs w:val="26"/>
+        </w:rPr>
+        <w:t xml:space="preserve"> </w:t>
+      </w:r>
+      <w:proofErr w:type="spellStart"/>
+      <w:r>
+        <w:rPr>
+          <w:rFonts w:cs="Times New Roman"/>
           <w:sz w:val="26"/>
           <w:szCs w:val="26"/>
         </w:rPr>
@@ -842,19 +730,15 @@
       <w:r>
         <w:rPr>
           <w:rFonts w:cs="Times New Roman"/>
-          <w:b/>
-          <w:bCs/>
-          <w:sz w:val="26"/>
-          <w:szCs w:val="26"/>
-        </w:rPr>
-        <w:t xml:space="preserve"> </w:t>
-      </w:r>
-      <w:proofErr w:type="spellStart"/>
-      <w:r>
-        <w:rPr>
-          <w:rFonts w:cs="Times New Roman"/>
-          <w:b/>
-          <w:bCs/>
+          <w:sz w:val="26"/>
+          <w:szCs w:val="26"/>
+        </w:rPr>
+        <w:t xml:space="preserve"> </w:t>
+      </w:r>
+      <w:proofErr w:type="spellStart"/>
+      <w:r>
+        <w:rPr>
+          <w:rFonts w:cs="Times New Roman"/>
           <w:sz w:val="26"/>
           <w:szCs w:val="26"/>
         </w:rPr>
@@ -864,19 +748,15 @@
       <w:r>
         <w:rPr>
           <w:rFonts w:cs="Times New Roman"/>
-          <w:b/>
-          <w:bCs/>
-          <w:sz w:val="26"/>
-          <w:szCs w:val="26"/>
-        </w:rPr>
-        <w:t xml:space="preserve"> </w:t>
-      </w:r>
-      <w:proofErr w:type="spellStart"/>
-      <w:r>
-        <w:rPr>
-          <w:rFonts w:cs="Times New Roman"/>
-          <w:b/>
-          <w:bCs/>
+          <w:sz w:val="26"/>
+          <w:szCs w:val="26"/>
+        </w:rPr>
+        <w:t xml:space="preserve"> </w:t>
+      </w:r>
+      <w:proofErr w:type="spellStart"/>
+      <w:r>
+        <w:rPr>
+          <w:rFonts w:cs="Times New Roman"/>
           <w:sz w:val="26"/>
           <w:szCs w:val="26"/>
         </w:rPr>
@@ -886,28 +766,10 @@
       <w:r>
         <w:rPr>
           <w:rFonts w:cs="Times New Roman"/>
-          <w:b/>
-          <w:bCs/>
-          <w:sz w:val="26"/>
-          <w:szCs w:val="26"/>
-        </w:rPr>
-        <w:t>:</w:t>
-      </w:r>
-      <w:r>
-        <w:rPr>
-          <w:rFonts w:cs="Times New Roman"/>
-          <w:sz w:val="26"/>
-          <w:szCs w:val="26"/>
-        </w:rPr>
-        <w:t xml:space="preserve"> </w:t>
-      </w:r>
-      <w:r>
-        <w:rPr>
-          <w:rFonts w:cs="Times New Roman"/>
-          <w:sz w:val="26"/>
-          <w:szCs w:val="26"/>
-        </w:rPr>
-        <w:t>Lê Trí Anh</w:t>
+          <w:sz w:val="26"/>
+          <w:szCs w:val="26"/>
+        </w:rPr>
+        <w:t>: Lê Trí Anh</w:t>
       </w:r>
     </w:p>
     <w:p>
@@ -924,8 +786,6 @@
       <w:r>
         <w:rPr>
           <w:rFonts w:cs="Times New Roman"/>
-          <w:b/>
-          <w:bCs/>
           <w:sz w:val="26"/>
           <w:szCs w:val="26"/>
         </w:rPr>
@@ -935,19 +795,15 @@
       <w:r>
         <w:rPr>
           <w:rFonts w:cs="Times New Roman"/>
-          <w:b/>
-          <w:bCs/>
-          <w:sz w:val="26"/>
-          <w:szCs w:val="26"/>
-        </w:rPr>
-        <w:t xml:space="preserve"> </w:t>
-      </w:r>
-      <w:proofErr w:type="spellStart"/>
-      <w:r>
-        <w:rPr>
-          <w:rFonts w:cs="Times New Roman"/>
-          <w:b/>
-          <w:bCs/>
+          <w:sz w:val="26"/>
+          <w:szCs w:val="26"/>
+        </w:rPr>
+        <w:t xml:space="preserve"> </w:t>
+      </w:r>
+      <w:proofErr w:type="spellStart"/>
+      <w:r>
+        <w:rPr>
+          <w:rFonts w:cs="Times New Roman"/>
           <w:sz w:val="26"/>
           <w:szCs w:val="26"/>
         </w:rPr>
@@ -957,19 +813,15 @@
       <w:r>
         <w:rPr>
           <w:rFonts w:cs="Times New Roman"/>
-          <w:b/>
-          <w:bCs/>
-          <w:sz w:val="26"/>
-          <w:szCs w:val="26"/>
-        </w:rPr>
-        <w:t xml:space="preserve"> </w:t>
-      </w:r>
-      <w:proofErr w:type="spellStart"/>
-      <w:r>
-        <w:rPr>
-          <w:rFonts w:cs="Times New Roman"/>
-          <w:b/>
-          <w:bCs/>
+          <w:sz w:val="26"/>
+          <w:szCs w:val="26"/>
+        </w:rPr>
+        <w:t xml:space="preserve"> </w:t>
+      </w:r>
+      <w:proofErr w:type="spellStart"/>
+      <w:r>
+        <w:rPr>
+          <w:rFonts w:cs="Times New Roman"/>
           <w:sz w:val="26"/>
           <w:szCs w:val="26"/>
         </w:rPr>
@@ -979,20 +831,10 @@
       <w:r>
         <w:rPr>
           <w:rFonts w:cs="Times New Roman"/>
-          <w:b/>
-          <w:bCs/>
-          <w:sz w:val="26"/>
-          <w:szCs w:val="26"/>
-        </w:rPr>
-        <w:t xml:space="preserve">: </w:t>
-      </w:r>
-      <w:r>
-        <w:rPr>
-          <w:rFonts w:cs="Times New Roman"/>
-          <w:sz w:val="26"/>
-          <w:szCs w:val="26"/>
-        </w:rPr>
-        <w:t>Lê Trí Anh</w:t>
+          <w:sz w:val="26"/>
+          <w:szCs w:val="26"/>
+        </w:rPr>
+        <w:t>: Lê Trí Anh</w:t>
       </w:r>
     </w:p>
     <w:p>
@@ -1009,8 +851,6 @@
       <w:r>
         <w:rPr>
           <w:rFonts w:cs="Times New Roman"/>
-          <w:b/>
-          <w:bCs/>
           <w:sz w:val="26"/>
           <w:szCs w:val="26"/>
         </w:rPr>
@@ -1020,19 +860,15 @@
       <w:r>
         <w:rPr>
           <w:rFonts w:cs="Times New Roman"/>
-          <w:b/>
-          <w:bCs/>
-          <w:sz w:val="26"/>
-          <w:szCs w:val="26"/>
-        </w:rPr>
-        <w:t xml:space="preserve"> </w:t>
-      </w:r>
-      <w:proofErr w:type="spellStart"/>
-      <w:r>
-        <w:rPr>
-          <w:rFonts w:cs="Times New Roman"/>
-          <w:b/>
-          <w:bCs/>
+          <w:sz w:val="26"/>
+          <w:szCs w:val="26"/>
+        </w:rPr>
+        <w:t xml:space="preserve"> </w:t>
+      </w:r>
+      <w:proofErr w:type="spellStart"/>
+      <w:r>
+        <w:rPr>
+          <w:rFonts w:cs="Times New Roman"/>
           <w:sz w:val="26"/>
           <w:szCs w:val="26"/>
         </w:rPr>
@@ -1042,19 +878,15 @@
       <w:r>
         <w:rPr>
           <w:rFonts w:cs="Times New Roman"/>
-          <w:b/>
-          <w:bCs/>
-          <w:sz w:val="26"/>
-          <w:szCs w:val="26"/>
-        </w:rPr>
-        <w:t xml:space="preserve"> </w:t>
-      </w:r>
-      <w:proofErr w:type="spellStart"/>
-      <w:r>
-        <w:rPr>
-          <w:rFonts w:cs="Times New Roman"/>
-          <w:b/>
-          <w:bCs/>
+          <w:sz w:val="26"/>
+          <w:szCs w:val="26"/>
+        </w:rPr>
+        <w:t xml:space="preserve"> </w:t>
+      </w:r>
+      <w:proofErr w:type="spellStart"/>
+      <w:r>
+        <w:rPr>
+          <w:rFonts w:cs="Times New Roman"/>
           <w:sz w:val="26"/>
           <w:szCs w:val="26"/>
         </w:rPr>
@@ -1064,20 +896,10 @@
       <w:r>
         <w:rPr>
           <w:rFonts w:cs="Times New Roman"/>
-          <w:b/>
-          <w:bCs/>
-          <w:sz w:val="26"/>
-          <w:szCs w:val="26"/>
-        </w:rPr>
-        <w:t>:</w:t>
-      </w:r>
-      <w:r>
-        <w:rPr>
-          <w:rFonts w:cs="Times New Roman"/>
-          <w:sz w:val="26"/>
-          <w:szCs w:val="26"/>
-        </w:rPr>
-        <w:t xml:space="preserve"> 20/01/2026</w:t>
+          <w:sz w:val="26"/>
+          <w:szCs w:val="26"/>
+        </w:rPr>
+        <w:t>: 20/01/2026</w:t>
       </w:r>
     </w:p>
     <w:p>
@@ -1093,8 +915,6 @@
       <w:r>
         <w:rPr>
           <w:rFonts w:cs="Times New Roman"/>
-          <w:b/>
-          <w:bCs/>
           <w:sz w:val="26"/>
           <w:szCs w:val="26"/>
         </w:rPr>
@@ -1104,8 +924,6 @@
       <w:r>
         <w:rPr>
           <w:rFonts w:cs="Times New Roman"/>
-          <w:b/>
-          <w:bCs/>
           <w:sz w:val="26"/>
           <w:szCs w:val="26"/>
         </w:rPr>
@@ -1115,20 +933,10 @@
       <w:r>
         <w:rPr>
           <w:rFonts w:cs="Times New Roman"/>
-          <w:b/>
-          <w:bCs/>
-          <w:sz w:val="26"/>
-          <w:szCs w:val="26"/>
-        </w:rPr>
-        <w:t>:</w:t>
-      </w:r>
-      <w:r>
-        <w:rPr>
-          <w:rFonts w:cs="Times New Roman"/>
-          <w:sz w:val="26"/>
-          <w:szCs w:val="26"/>
-        </w:rPr>
-        <w:t xml:space="preserve"> </w:t>
+          <w:sz w:val="26"/>
+          <w:szCs w:val="26"/>
+        </w:rPr>
+        <w:t xml:space="preserve">: </w:t>
       </w:r>
       <w:proofErr w:type="spellStart"/>
       <w:r>
@@ -1245,8 +1053,6 @@
       <w:r>
         <w:rPr>
           <w:rFonts w:cs="Times New Roman"/>
-          <w:b/>
-          <w:bCs/>
           <w:sz w:val="26"/>
           <w:szCs w:val="26"/>
         </w:rPr>
@@ -1256,19 +1062,15 @@
       <w:r>
         <w:rPr>
           <w:rFonts w:cs="Times New Roman"/>
-          <w:b/>
-          <w:bCs/>
-          <w:sz w:val="26"/>
-          <w:szCs w:val="26"/>
-        </w:rPr>
-        <w:t xml:space="preserve"> </w:t>
-      </w:r>
-      <w:proofErr w:type="spellStart"/>
-      <w:r>
-        <w:rPr>
-          <w:rFonts w:cs="Times New Roman"/>
-          <w:b/>
-          <w:bCs/>
+          <w:sz w:val="26"/>
+          <w:szCs w:val="26"/>
+        </w:rPr>
+        <w:t xml:space="preserve"> </w:t>
+      </w:r>
+      <w:proofErr w:type="spellStart"/>
+      <w:r>
+        <w:rPr>
+          <w:rFonts w:cs="Times New Roman"/>
           <w:sz w:val="26"/>
           <w:szCs w:val="26"/>
         </w:rPr>
@@ -1278,20 +1080,10 @@
       <w:r>
         <w:rPr>
           <w:rFonts w:cs="Times New Roman"/>
-          <w:b/>
-          <w:bCs/>
-          <w:sz w:val="26"/>
-          <w:szCs w:val="26"/>
-        </w:rPr>
-        <w:t>:</w:t>
-      </w:r>
-      <w:r>
-        <w:rPr>
-          <w:rFonts w:cs="Times New Roman"/>
-          <w:sz w:val="26"/>
-          <w:szCs w:val="26"/>
-        </w:rPr>
-        <w:t xml:space="preserve"> </w:t>
+          <w:sz w:val="26"/>
+          <w:szCs w:val="26"/>
+        </w:rPr>
+        <w:t xml:space="preserve">: </w:t>
       </w:r>
       <w:proofErr w:type="spellStart"/>
       <w:r>
@@ -1326,8 +1118,6 @@
       <w:r>
         <w:rPr>
           <w:rFonts w:cs="Times New Roman"/>
-          <w:b/>
-          <w:bCs/>
           <w:sz w:val="26"/>
           <w:szCs w:val="26"/>
         </w:rPr>
@@ -1337,19 +1127,15 @@
       <w:r>
         <w:rPr>
           <w:rFonts w:cs="Times New Roman"/>
-          <w:b/>
-          <w:bCs/>
-          <w:sz w:val="26"/>
-          <w:szCs w:val="26"/>
-        </w:rPr>
-        <w:t xml:space="preserve"> </w:t>
-      </w:r>
-      <w:proofErr w:type="spellStart"/>
-      <w:r>
-        <w:rPr>
-          <w:rFonts w:cs="Times New Roman"/>
-          <w:b/>
-          <w:bCs/>
+          <w:sz w:val="26"/>
+          <w:szCs w:val="26"/>
+        </w:rPr>
+        <w:t xml:space="preserve"> </w:t>
+      </w:r>
+      <w:proofErr w:type="spellStart"/>
+      <w:r>
+        <w:rPr>
+          <w:rFonts w:cs="Times New Roman"/>
           <w:sz w:val="26"/>
           <w:szCs w:val="26"/>
         </w:rPr>
@@ -1359,20 +1145,10 @@
       <w:r>
         <w:rPr>
           <w:rFonts w:cs="Times New Roman"/>
-          <w:b/>
-          <w:bCs/>
-          <w:sz w:val="26"/>
-          <w:szCs w:val="26"/>
-        </w:rPr>
-        <w:t>:</w:t>
-      </w:r>
-      <w:r>
-        <w:rPr>
-          <w:rFonts w:cs="Times New Roman"/>
-          <w:sz w:val="26"/>
-          <w:szCs w:val="26"/>
-        </w:rPr>
-        <w:t xml:space="preserve"> Visual Studio 2022 / .NET Framework</w:t>
+          <w:sz w:val="26"/>
+          <w:szCs w:val="26"/>
+        </w:rPr>
+        <w:t>: Visual Studio 2022 / .NET Framework</w:t>
       </w:r>
     </w:p>
     <w:p>
@@ -1381,18 +1157,14 @@
         <w:jc w:val="both"/>
         <w:rPr>
           <w:rFonts w:cs="Times New Roman"/>
-          <w:b/>
-          <w:bCs/>
-          <w:sz w:val="26"/>
-          <w:szCs w:val="26"/>
-        </w:rPr>
-      </w:pPr>
-      <w:proofErr w:type="spellStart"/>
-      <w:r>
-        <w:rPr>
-          <w:rFonts w:cs="Times New Roman"/>
-          <w:b/>
-          <w:bCs/>
+          <w:sz w:val="26"/>
+          <w:szCs w:val="26"/>
+        </w:rPr>
+      </w:pPr>
+      <w:proofErr w:type="spellStart"/>
+      <w:r>
+        <w:rPr>
+          <w:rFonts w:cs="Times New Roman"/>
           <w:sz w:val="26"/>
           <w:szCs w:val="26"/>
         </w:rPr>
@@ -1402,8 +1174,6 @@
       <w:r>
         <w:rPr>
           <w:rFonts w:cs="Times New Roman"/>
-          <w:b/>
-          <w:bCs/>
           <w:sz w:val="26"/>
           <w:szCs w:val="26"/>
         </w:rPr>
@@ -1414,8 +1184,6 @@
       <w:r>
         <w:rPr>
           <w:rFonts w:cs="Times New Roman"/>
-          <w:b/>
-          <w:bCs/>
           <w:sz w:val="26"/>
           <w:szCs w:val="26"/>
         </w:rPr>
@@ -1425,8 +1193,6 @@
       <w:r>
         <w:rPr>
           <w:rFonts w:cs="Times New Roman"/>
-          <w:b/>
-          <w:bCs/>
           <w:sz w:val="26"/>
           <w:szCs w:val="26"/>
         </w:rPr>
@@ -3568,8 +3334,6 @@
       <w:r>
         <w:rPr>
           <w:rFonts w:cs="Times New Roman"/>
-          <w:b/>
-          <w:bCs/>
           <w:sz w:val="26"/>
           <w:szCs w:val="26"/>
         </w:rPr>
@@ -3579,19 +3343,15 @@
       <w:r>
         <w:rPr>
           <w:rFonts w:cs="Times New Roman"/>
-          <w:b/>
-          <w:bCs/>
-          <w:sz w:val="26"/>
-          <w:szCs w:val="26"/>
-        </w:rPr>
-        <w:t xml:space="preserve"> </w:t>
-      </w:r>
-      <w:proofErr w:type="spellStart"/>
-      <w:r>
-        <w:rPr>
-          <w:rFonts w:cs="Times New Roman"/>
-          <w:b/>
-          <w:bCs/>
+          <w:sz w:val="26"/>
+          <w:szCs w:val="26"/>
+        </w:rPr>
+        <w:t xml:space="preserve"> </w:t>
+      </w:r>
+      <w:proofErr w:type="spellStart"/>
+      <w:r>
+        <w:rPr>
+          <w:rFonts w:cs="Times New Roman"/>
           <w:sz w:val="26"/>
           <w:szCs w:val="26"/>
         </w:rPr>
@@ -3601,20 +3361,28 @@
       <w:r>
         <w:rPr>
           <w:rFonts w:cs="Times New Roman"/>
-          <w:b/>
-          <w:bCs/>
-          <w:sz w:val="26"/>
-          <w:szCs w:val="26"/>
-        </w:rPr>
-        <w:t xml:space="preserve"> Lỗi:</w:t>
-      </w:r>
-      <w:r>
-        <w:rPr>
-          <w:rFonts w:cs="Times New Roman"/>
-          <w:sz w:val="26"/>
-          <w:szCs w:val="26"/>
-        </w:rPr>
-        <w:t xml:space="preserve"> </w:t>
+          <w:sz w:val="26"/>
+          <w:szCs w:val="26"/>
+        </w:rPr>
+        <w:t xml:space="preserve"> </w:t>
+      </w:r>
+      <w:proofErr w:type="spellStart"/>
+      <w:r>
+        <w:rPr>
+          <w:rFonts w:cs="Times New Roman"/>
+          <w:sz w:val="26"/>
+          <w:szCs w:val="26"/>
+        </w:rPr>
+        <w:t>Lỗi</w:t>
+      </w:r>
+      <w:proofErr w:type="spellEnd"/>
+      <w:r>
+        <w:rPr>
+          <w:rFonts w:cs="Times New Roman"/>
+          <w:sz w:val="26"/>
+          <w:szCs w:val="26"/>
+        </w:rPr>
+        <w:t xml:space="preserve">: </w:t>
       </w:r>
       <w:proofErr w:type="spellStart"/>
       <w:r>
@@ -3882,8 +3650,6 @@
       <w:r>
         <w:rPr>
           <w:rFonts w:cs="Times New Roman"/>
-          <w:b/>
-          <w:bCs/>
           <w:sz w:val="26"/>
           <w:szCs w:val="26"/>
         </w:rPr>
@@ -3893,8 +3659,6 @@
       <w:r>
         <w:rPr>
           <w:rFonts w:cs="Times New Roman"/>
-          <w:b/>
-          <w:bCs/>
           <w:sz w:val="26"/>
           <w:szCs w:val="26"/>
         </w:rPr>
@@ -3904,20 +3668,10 @@
       <w:r>
         <w:rPr>
           <w:rFonts w:cs="Times New Roman"/>
-          <w:b/>
-          <w:bCs/>
-          <w:sz w:val="26"/>
-          <w:szCs w:val="26"/>
-        </w:rPr>
-        <w:t>:</w:t>
-      </w:r>
-      <w:r>
-        <w:rPr>
-          <w:rFonts w:cs="Times New Roman"/>
-          <w:sz w:val="26"/>
-          <w:szCs w:val="26"/>
-        </w:rPr>
-        <w:t xml:space="preserve"> BUG_RADIX_001</w:t>
+          <w:sz w:val="26"/>
+          <w:szCs w:val="26"/>
+        </w:rPr>
+        <w:t>: BUG_RADIX_001</w:t>
       </w:r>
     </w:p>
     <w:p>
@@ -3934,8 +3688,6 @@
       <w:r>
         <w:rPr>
           <w:rFonts w:cs="Times New Roman"/>
-          <w:b/>
-          <w:bCs/>
           <w:sz w:val="26"/>
           <w:szCs w:val="26"/>
         </w:rPr>
@@ -3945,19 +3697,15 @@
       <w:r>
         <w:rPr>
           <w:rFonts w:cs="Times New Roman"/>
-          <w:b/>
-          <w:bCs/>
-          <w:sz w:val="26"/>
-          <w:szCs w:val="26"/>
-        </w:rPr>
-        <w:t xml:space="preserve"> </w:t>
-      </w:r>
-      <w:proofErr w:type="spellStart"/>
-      <w:r>
-        <w:rPr>
-          <w:rFonts w:cs="Times New Roman"/>
-          <w:b/>
-          <w:bCs/>
+          <w:sz w:val="26"/>
+          <w:szCs w:val="26"/>
+        </w:rPr>
+        <w:t xml:space="preserve"> </w:t>
+      </w:r>
+      <w:proofErr w:type="spellStart"/>
+      <w:r>
+        <w:rPr>
+          <w:rFonts w:cs="Times New Roman"/>
           <w:sz w:val="26"/>
           <w:szCs w:val="26"/>
         </w:rPr>
@@ -3967,19 +3715,15 @@
       <w:r>
         <w:rPr>
           <w:rFonts w:cs="Times New Roman"/>
-          <w:b/>
-          <w:bCs/>
-          <w:sz w:val="26"/>
-          <w:szCs w:val="26"/>
-        </w:rPr>
-        <w:t xml:space="preserve"> </w:t>
-      </w:r>
-      <w:proofErr w:type="spellStart"/>
-      <w:r>
-        <w:rPr>
-          <w:rFonts w:cs="Times New Roman"/>
-          <w:b/>
-          <w:bCs/>
+          <w:sz w:val="26"/>
+          <w:szCs w:val="26"/>
+        </w:rPr>
+        <w:t xml:space="preserve"> </w:t>
+      </w:r>
+      <w:proofErr w:type="spellStart"/>
+      <w:r>
+        <w:rPr>
+          <w:rFonts w:cs="Times New Roman"/>
           <w:sz w:val="26"/>
           <w:szCs w:val="26"/>
         </w:rPr>
@@ -3989,44 +3733,10 @@
       <w:r>
         <w:rPr>
           <w:rFonts w:cs="Times New Roman"/>
-          <w:b/>
-          <w:bCs/>
-          <w:sz w:val="26"/>
-          <w:szCs w:val="26"/>
-        </w:rPr>
-        <w:t xml:space="preserve"> Phẩm:</w:t>
-      </w:r>
-      <w:r>
-        <w:rPr>
-          <w:rFonts w:cs="Times New Roman"/>
-          <w:sz w:val="26"/>
-          <w:szCs w:val="26"/>
-        </w:rPr>
-        <w:t xml:space="preserve"> </w:t>
-      </w:r>
-      <w:r>
-        <w:rPr>
-          <w:rFonts w:cs="Times New Roman"/>
-          <w:sz w:val="26"/>
-          <w:szCs w:val="26"/>
-        </w:rPr>
-        <w:t>BTBuoi4</w:t>
-      </w:r>
-      <w:r>
-        <w:rPr>
-          <w:rFonts w:cs="Times New Roman"/>
-          <w:sz w:val="26"/>
-          <w:szCs w:val="26"/>
-        </w:rPr>
-        <w:t xml:space="preserve"> </w:t>
-      </w:r>
-      <w:r>
-        <w:rPr>
-          <w:rFonts w:cs="Times New Roman"/>
-          <w:sz w:val="26"/>
-          <w:szCs w:val="26"/>
-        </w:rPr>
-        <w:t>v1.0</w:t>
+          <w:sz w:val="26"/>
+          <w:szCs w:val="26"/>
+        </w:rPr>
+        <w:t xml:space="preserve"> Phẩm: BTBuoi4 v1.0</w:t>
       </w:r>
     </w:p>
     <w:p>
@@ -4043,8 +3753,6 @@
       <w:r>
         <w:rPr>
           <w:rFonts w:cs="Times New Roman"/>
-          <w:b/>
-          <w:bCs/>
           <w:sz w:val="26"/>
           <w:szCs w:val="26"/>
         </w:rPr>
@@ -4054,19 +3762,15 @@
       <w:r>
         <w:rPr>
           <w:rFonts w:cs="Times New Roman"/>
-          <w:b/>
-          <w:bCs/>
-          <w:sz w:val="26"/>
-          <w:szCs w:val="26"/>
-        </w:rPr>
-        <w:t xml:space="preserve"> </w:t>
-      </w:r>
-      <w:proofErr w:type="spellStart"/>
-      <w:r>
-        <w:rPr>
-          <w:rFonts w:cs="Times New Roman"/>
-          <w:b/>
-          <w:bCs/>
+          <w:sz w:val="26"/>
+          <w:szCs w:val="26"/>
+        </w:rPr>
+        <w:t xml:space="preserve"> </w:t>
+      </w:r>
+      <w:proofErr w:type="spellStart"/>
+      <w:r>
+        <w:rPr>
+          <w:rFonts w:cs="Times New Roman"/>
           <w:sz w:val="26"/>
           <w:szCs w:val="26"/>
         </w:rPr>
@@ -4076,20 +3780,10 @@
       <w:r>
         <w:rPr>
           <w:rFonts w:cs="Times New Roman"/>
-          <w:b/>
-          <w:bCs/>
-          <w:sz w:val="26"/>
-          <w:szCs w:val="26"/>
-        </w:rPr>
-        <w:t xml:space="preserve"> Nghiêm Trọng:</w:t>
-      </w:r>
-      <w:r>
-        <w:rPr>
-          <w:rFonts w:cs="Times New Roman"/>
-          <w:sz w:val="26"/>
-          <w:szCs w:val="26"/>
-        </w:rPr>
-        <w:t xml:space="preserve"> </w:t>
+          <w:sz w:val="26"/>
+          <w:szCs w:val="26"/>
+        </w:rPr>
+        <w:t xml:space="preserve"> Nghiêm Trọng: </w:t>
       </w:r>
       <w:proofErr w:type="spellStart"/>
       <w:r>
@@ -4116,8 +3810,6 @@
       <w:r>
         <w:rPr>
           <w:rFonts w:cs="Times New Roman"/>
-          <w:b/>
-          <w:bCs/>
           <w:sz w:val="26"/>
           <w:szCs w:val="26"/>
         </w:rPr>
@@ -4127,19 +3819,15 @@
       <w:r>
         <w:rPr>
           <w:rFonts w:cs="Times New Roman"/>
-          <w:b/>
-          <w:bCs/>
-          <w:sz w:val="26"/>
-          <w:szCs w:val="26"/>
-        </w:rPr>
-        <w:t xml:space="preserve"> </w:t>
-      </w:r>
-      <w:proofErr w:type="spellStart"/>
-      <w:r>
-        <w:rPr>
-          <w:rFonts w:cs="Times New Roman"/>
-          <w:b/>
-          <w:bCs/>
+          <w:sz w:val="26"/>
+          <w:szCs w:val="26"/>
+        </w:rPr>
+        <w:t xml:space="preserve"> </w:t>
+      </w:r>
+      <w:proofErr w:type="spellStart"/>
+      <w:r>
+        <w:rPr>
+          <w:rFonts w:cs="Times New Roman"/>
           <w:sz w:val="26"/>
           <w:szCs w:val="26"/>
         </w:rPr>
@@ -4149,19 +3837,15 @@
       <w:r>
         <w:rPr>
           <w:rFonts w:cs="Times New Roman"/>
-          <w:b/>
-          <w:bCs/>
-          <w:sz w:val="26"/>
-          <w:szCs w:val="26"/>
-        </w:rPr>
-        <w:t xml:space="preserve"> </w:t>
-      </w:r>
-      <w:proofErr w:type="spellStart"/>
-      <w:r>
-        <w:rPr>
-          <w:rFonts w:cs="Times New Roman"/>
-          <w:b/>
-          <w:bCs/>
+          <w:sz w:val="26"/>
+          <w:szCs w:val="26"/>
+        </w:rPr>
+        <w:t xml:space="preserve"> </w:t>
+      </w:r>
+      <w:proofErr w:type="spellStart"/>
+      <w:r>
+        <w:rPr>
+          <w:rFonts w:cs="Times New Roman"/>
           <w:sz w:val="26"/>
           <w:szCs w:val="26"/>
         </w:rPr>
@@ -4171,20 +3855,10 @@
       <w:r>
         <w:rPr>
           <w:rFonts w:cs="Times New Roman"/>
-          <w:b/>
-          <w:bCs/>
-          <w:sz w:val="26"/>
-          <w:szCs w:val="26"/>
-        </w:rPr>
-        <w:t xml:space="preserve"> Tiên:</w:t>
-      </w:r>
-      <w:r>
-        <w:rPr>
-          <w:rFonts w:cs="Times New Roman"/>
-          <w:sz w:val="26"/>
-          <w:szCs w:val="26"/>
-        </w:rPr>
-        <w:t xml:space="preserve"> Trung </w:t>
+          <w:sz w:val="26"/>
+          <w:szCs w:val="26"/>
+        </w:rPr>
+        <w:t xml:space="preserve"> Tiên: Trung </w:t>
       </w:r>
       <w:proofErr w:type="spellStart"/>
       <w:r>
@@ -4211,8 +3885,6 @@
       <w:r>
         <w:rPr>
           <w:rFonts w:cs="Times New Roman"/>
-          <w:b/>
-          <w:bCs/>
           <w:sz w:val="26"/>
           <w:szCs w:val="26"/>
         </w:rPr>
@@ -4222,19 +3894,15 @@
       <w:r>
         <w:rPr>
           <w:rFonts w:cs="Times New Roman"/>
-          <w:b/>
-          <w:bCs/>
-          <w:sz w:val="26"/>
-          <w:szCs w:val="26"/>
-        </w:rPr>
-        <w:t xml:space="preserve"> </w:t>
-      </w:r>
-      <w:proofErr w:type="spellStart"/>
-      <w:r>
-        <w:rPr>
-          <w:rFonts w:cs="Times New Roman"/>
-          <w:b/>
-          <w:bCs/>
+          <w:sz w:val="26"/>
+          <w:szCs w:val="26"/>
+        </w:rPr>
+        <w:t xml:space="preserve"> </w:t>
+      </w:r>
+      <w:proofErr w:type="spellStart"/>
+      <w:r>
+        <w:rPr>
+          <w:rFonts w:cs="Times New Roman"/>
           <w:sz w:val="26"/>
           <w:szCs w:val="26"/>
         </w:rPr>
@@ -4244,19 +3912,15 @@
       <w:r>
         <w:rPr>
           <w:rFonts w:cs="Times New Roman"/>
-          <w:b/>
-          <w:bCs/>
-          <w:sz w:val="26"/>
-          <w:szCs w:val="26"/>
-        </w:rPr>
-        <w:t xml:space="preserve"> </w:t>
-      </w:r>
-      <w:proofErr w:type="spellStart"/>
-      <w:r>
-        <w:rPr>
-          <w:rFonts w:cs="Times New Roman"/>
-          <w:b/>
-          <w:bCs/>
+          <w:sz w:val="26"/>
+          <w:szCs w:val="26"/>
+        </w:rPr>
+        <w:t xml:space="preserve"> </w:t>
+      </w:r>
+      <w:proofErr w:type="spellStart"/>
+      <w:r>
+        <w:rPr>
+          <w:rFonts w:cs="Times New Roman"/>
           <w:sz w:val="26"/>
           <w:szCs w:val="26"/>
         </w:rPr>
@@ -4266,19 +3930,15 @@
       <w:r>
         <w:rPr>
           <w:rFonts w:cs="Times New Roman"/>
-          <w:b/>
-          <w:bCs/>
-          <w:sz w:val="26"/>
-          <w:szCs w:val="26"/>
-        </w:rPr>
-        <w:t xml:space="preserve"> </w:t>
-      </w:r>
-      <w:proofErr w:type="spellStart"/>
-      <w:r>
-        <w:rPr>
-          <w:rFonts w:cs="Times New Roman"/>
-          <w:b/>
-          <w:bCs/>
+          <w:sz w:val="26"/>
+          <w:szCs w:val="26"/>
+        </w:rPr>
+        <w:t xml:space="preserve"> </w:t>
+      </w:r>
+      <w:proofErr w:type="spellStart"/>
+      <w:r>
+        <w:rPr>
+          <w:rFonts w:cs="Times New Roman"/>
           <w:sz w:val="26"/>
           <w:szCs w:val="26"/>
         </w:rPr>
@@ -4288,28 +3948,10 @@
       <w:r>
         <w:rPr>
           <w:rFonts w:cs="Times New Roman"/>
-          <w:b/>
-          <w:bCs/>
-          <w:sz w:val="26"/>
-          <w:szCs w:val="26"/>
-        </w:rPr>
-        <w:t>:</w:t>
-      </w:r>
-      <w:r>
-        <w:rPr>
-          <w:rFonts w:cs="Times New Roman"/>
-          <w:sz w:val="26"/>
-          <w:szCs w:val="26"/>
-        </w:rPr>
-        <w:t xml:space="preserve"> </w:t>
-      </w:r>
-      <w:r>
-        <w:rPr>
-          <w:rFonts w:cs="Times New Roman"/>
-          <w:sz w:val="26"/>
-          <w:szCs w:val="26"/>
-        </w:rPr>
-        <w:t>Lê Trí Anh</w:t>
+          <w:sz w:val="26"/>
+          <w:szCs w:val="26"/>
+        </w:rPr>
+        <w:t>: Lê Trí Anh</w:t>
       </w:r>
     </w:p>
     <w:p>
@@ -4326,8 +3968,6 @@
       <w:r>
         <w:rPr>
           <w:rFonts w:cs="Times New Roman"/>
-          <w:b/>
-          <w:bCs/>
           <w:sz w:val="26"/>
           <w:szCs w:val="26"/>
         </w:rPr>
@@ -4337,19 +3977,15 @@
       <w:r>
         <w:rPr>
           <w:rFonts w:cs="Times New Roman"/>
-          <w:b/>
-          <w:bCs/>
-          <w:sz w:val="26"/>
-          <w:szCs w:val="26"/>
-        </w:rPr>
-        <w:t xml:space="preserve"> </w:t>
-      </w:r>
-      <w:proofErr w:type="spellStart"/>
-      <w:r>
-        <w:rPr>
-          <w:rFonts w:cs="Times New Roman"/>
-          <w:b/>
-          <w:bCs/>
+          <w:sz w:val="26"/>
+          <w:szCs w:val="26"/>
+        </w:rPr>
+        <w:t xml:space="preserve"> </w:t>
+      </w:r>
+      <w:proofErr w:type="spellStart"/>
+      <w:r>
+        <w:rPr>
+          <w:rFonts w:cs="Times New Roman"/>
           <w:sz w:val="26"/>
           <w:szCs w:val="26"/>
         </w:rPr>
@@ -4359,19 +3995,15 @@
       <w:r>
         <w:rPr>
           <w:rFonts w:cs="Times New Roman"/>
-          <w:b/>
-          <w:bCs/>
-          <w:sz w:val="26"/>
-          <w:szCs w:val="26"/>
-        </w:rPr>
-        <w:t xml:space="preserve"> </w:t>
-      </w:r>
-      <w:proofErr w:type="spellStart"/>
-      <w:r>
-        <w:rPr>
-          <w:rFonts w:cs="Times New Roman"/>
-          <w:b/>
-          <w:bCs/>
+          <w:sz w:val="26"/>
+          <w:szCs w:val="26"/>
+        </w:rPr>
+        <w:t xml:space="preserve"> </w:t>
+      </w:r>
+      <w:proofErr w:type="spellStart"/>
+      <w:r>
+        <w:rPr>
+          <w:rFonts w:cs="Times New Roman"/>
           <w:sz w:val="26"/>
           <w:szCs w:val="26"/>
         </w:rPr>
@@ -4381,28 +4013,10 @@
       <w:r>
         <w:rPr>
           <w:rFonts w:cs="Times New Roman"/>
-          <w:b/>
-          <w:bCs/>
-          <w:sz w:val="26"/>
-          <w:szCs w:val="26"/>
-        </w:rPr>
-        <w:t>:</w:t>
-      </w:r>
-      <w:r>
-        <w:rPr>
-          <w:rFonts w:cs="Times New Roman"/>
-          <w:sz w:val="26"/>
-          <w:szCs w:val="26"/>
-        </w:rPr>
-        <w:t xml:space="preserve"> </w:t>
-      </w:r>
-      <w:r>
-        <w:rPr>
-          <w:rFonts w:cs="Times New Roman"/>
-          <w:sz w:val="26"/>
-          <w:szCs w:val="26"/>
-        </w:rPr>
-        <w:t>Lê Trí Anh</w:t>
+          <w:sz w:val="26"/>
+          <w:szCs w:val="26"/>
+        </w:rPr>
+        <w:t>: Lê Trí Anh</w:t>
       </w:r>
     </w:p>
     <w:p>
@@ -4419,8 +4033,6 @@
       <w:r>
         <w:rPr>
           <w:rFonts w:cs="Times New Roman"/>
-          <w:b/>
-          <w:bCs/>
           <w:sz w:val="26"/>
           <w:szCs w:val="26"/>
         </w:rPr>
@@ -4430,19 +4042,15 @@
       <w:r>
         <w:rPr>
           <w:rFonts w:cs="Times New Roman"/>
-          <w:b/>
-          <w:bCs/>
-          <w:sz w:val="26"/>
-          <w:szCs w:val="26"/>
-        </w:rPr>
-        <w:t xml:space="preserve"> </w:t>
-      </w:r>
-      <w:proofErr w:type="spellStart"/>
-      <w:r>
-        <w:rPr>
-          <w:rFonts w:cs="Times New Roman"/>
-          <w:b/>
-          <w:bCs/>
+          <w:sz w:val="26"/>
+          <w:szCs w:val="26"/>
+        </w:rPr>
+        <w:t xml:space="preserve"> </w:t>
+      </w:r>
+      <w:proofErr w:type="spellStart"/>
+      <w:r>
+        <w:rPr>
+          <w:rFonts w:cs="Times New Roman"/>
           <w:sz w:val="26"/>
           <w:szCs w:val="26"/>
         </w:rPr>
@@ -4452,19 +4060,15 @@
       <w:r>
         <w:rPr>
           <w:rFonts w:cs="Times New Roman"/>
-          <w:b/>
-          <w:bCs/>
-          <w:sz w:val="26"/>
-          <w:szCs w:val="26"/>
-        </w:rPr>
-        <w:t xml:space="preserve"> </w:t>
-      </w:r>
-      <w:proofErr w:type="spellStart"/>
-      <w:r>
-        <w:rPr>
-          <w:rFonts w:cs="Times New Roman"/>
-          <w:b/>
-          <w:bCs/>
+          <w:sz w:val="26"/>
+          <w:szCs w:val="26"/>
+        </w:rPr>
+        <w:t xml:space="preserve"> </w:t>
+      </w:r>
+      <w:proofErr w:type="spellStart"/>
+      <w:r>
+        <w:rPr>
+          <w:rFonts w:cs="Times New Roman"/>
           <w:sz w:val="26"/>
           <w:szCs w:val="26"/>
         </w:rPr>
@@ -4474,20 +4078,10 @@
       <w:r>
         <w:rPr>
           <w:rFonts w:cs="Times New Roman"/>
-          <w:b/>
-          <w:bCs/>
-          <w:sz w:val="26"/>
-          <w:szCs w:val="26"/>
-        </w:rPr>
-        <w:t>:</w:t>
-      </w:r>
-      <w:r>
-        <w:rPr>
-          <w:rFonts w:cs="Times New Roman"/>
-          <w:sz w:val="26"/>
-          <w:szCs w:val="26"/>
-        </w:rPr>
-        <w:t xml:space="preserve"> 20/01/2026</w:t>
+          <w:sz w:val="26"/>
+          <w:szCs w:val="26"/>
+        </w:rPr>
+        <w:t>: 20/01/2026</w:t>
       </w:r>
     </w:p>
     <w:p>
@@ -4503,8 +4097,6 @@
       <w:r>
         <w:rPr>
           <w:rFonts w:cs="Times New Roman"/>
-          <w:b/>
-          <w:bCs/>
           <w:sz w:val="26"/>
           <w:szCs w:val="26"/>
         </w:rPr>
@@ -4514,8 +4106,6 @@
       <w:r>
         <w:rPr>
           <w:rFonts w:cs="Times New Roman"/>
-          <w:b/>
-          <w:bCs/>
           <w:sz w:val="26"/>
           <w:szCs w:val="26"/>
         </w:rPr>
@@ -4525,20 +4115,10 @@
       <w:r>
         <w:rPr>
           <w:rFonts w:cs="Times New Roman"/>
-          <w:b/>
-          <w:bCs/>
-          <w:sz w:val="26"/>
-          <w:szCs w:val="26"/>
-        </w:rPr>
-        <w:t>:</w:t>
-      </w:r>
-      <w:r>
-        <w:rPr>
-          <w:rFonts w:cs="Times New Roman"/>
-          <w:sz w:val="26"/>
-          <w:szCs w:val="26"/>
-        </w:rPr>
-        <w:t xml:space="preserve"> </w:t>
+          <w:sz w:val="26"/>
+          <w:szCs w:val="26"/>
+        </w:rPr>
+        <w:t xml:space="preserve">: </w:t>
       </w:r>
       <w:proofErr w:type="spellStart"/>
       <w:r>
@@ -4681,8 +4261,6 @@
       <w:r>
         <w:rPr>
           <w:rFonts w:cs="Times New Roman"/>
-          <w:b/>
-          <w:bCs/>
           <w:sz w:val="26"/>
           <w:szCs w:val="26"/>
         </w:rPr>
@@ -4692,19 +4270,15 @@
       <w:r>
         <w:rPr>
           <w:rFonts w:cs="Times New Roman"/>
-          <w:b/>
-          <w:bCs/>
-          <w:sz w:val="26"/>
-          <w:szCs w:val="26"/>
-        </w:rPr>
-        <w:t xml:space="preserve"> </w:t>
-      </w:r>
-      <w:proofErr w:type="spellStart"/>
-      <w:r>
-        <w:rPr>
-          <w:rFonts w:cs="Times New Roman"/>
-          <w:b/>
-          <w:bCs/>
+          <w:sz w:val="26"/>
+          <w:szCs w:val="26"/>
+        </w:rPr>
+        <w:t xml:space="preserve"> </w:t>
+      </w:r>
+      <w:proofErr w:type="spellStart"/>
+      <w:r>
+        <w:rPr>
+          <w:rFonts w:cs="Times New Roman"/>
           <w:sz w:val="26"/>
           <w:szCs w:val="26"/>
         </w:rPr>
@@ -4714,20 +4288,10 @@
       <w:r>
         <w:rPr>
           <w:rFonts w:cs="Times New Roman"/>
-          <w:b/>
-          <w:bCs/>
-          <w:sz w:val="26"/>
-          <w:szCs w:val="26"/>
-        </w:rPr>
-        <w:t>:</w:t>
-      </w:r>
-      <w:r>
-        <w:rPr>
-          <w:rFonts w:cs="Times New Roman"/>
-          <w:sz w:val="26"/>
-          <w:szCs w:val="26"/>
-        </w:rPr>
-        <w:t xml:space="preserve"> </w:t>
+          <w:sz w:val="26"/>
+          <w:szCs w:val="26"/>
+        </w:rPr>
+        <w:t xml:space="preserve">: </w:t>
       </w:r>
       <w:proofErr w:type="spellStart"/>
       <w:r>
@@ -4762,8 +4326,6 @@
       <w:r>
         <w:rPr>
           <w:rFonts w:cs="Times New Roman"/>
-          <w:b/>
-          <w:bCs/>
           <w:sz w:val="26"/>
           <w:szCs w:val="26"/>
         </w:rPr>
@@ -4773,19 +4335,15 @@
       <w:r>
         <w:rPr>
           <w:rFonts w:cs="Times New Roman"/>
-          <w:b/>
-          <w:bCs/>
-          <w:sz w:val="26"/>
-          <w:szCs w:val="26"/>
-        </w:rPr>
-        <w:t xml:space="preserve"> </w:t>
-      </w:r>
-      <w:proofErr w:type="spellStart"/>
-      <w:r>
-        <w:rPr>
-          <w:rFonts w:cs="Times New Roman"/>
-          <w:b/>
-          <w:bCs/>
+          <w:sz w:val="26"/>
+          <w:szCs w:val="26"/>
+        </w:rPr>
+        <w:t xml:space="preserve"> </w:t>
+      </w:r>
+      <w:proofErr w:type="spellStart"/>
+      <w:r>
+        <w:rPr>
+          <w:rFonts w:cs="Times New Roman"/>
           <w:sz w:val="26"/>
           <w:szCs w:val="26"/>
         </w:rPr>
@@ -4795,20 +4353,10 @@
       <w:r>
         <w:rPr>
           <w:rFonts w:cs="Times New Roman"/>
-          <w:b/>
-          <w:bCs/>
-          <w:sz w:val="26"/>
-          <w:szCs w:val="26"/>
-        </w:rPr>
-        <w:t>:</w:t>
-      </w:r>
-      <w:r>
-        <w:rPr>
-          <w:rFonts w:cs="Times New Roman"/>
-          <w:sz w:val="26"/>
-          <w:szCs w:val="26"/>
-        </w:rPr>
-        <w:t xml:space="preserve"> Visual Studio 2022 / .NET Framework</w:t>
+          <w:sz w:val="26"/>
+          <w:szCs w:val="26"/>
+        </w:rPr>
+        <w:t>: Visual Studio 2022 / .NET Framework</w:t>
       </w:r>
     </w:p>
     <w:p>
@@ -4817,18 +4365,14 @@
         <w:jc w:val="both"/>
         <w:rPr>
           <w:rFonts w:cs="Times New Roman"/>
-          <w:b/>
-          <w:bCs/>
-          <w:sz w:val="26"/>
-          <w:szCs w:val="26"/>
-        </w:rPr>
-      </w:pPr>
-      <w:proofErr w:type="spellStart"/>
-      <w:r>
-        <w:rPr>
-          <w:rFonts w:cs="Times New Roman"/>
-          <w:b/>
-          <w:bCs/>
+          <w:sz w:val="26"/>
+          <w:szCs w:val="26"/>
+        </w:rPr>
+      </w:pPr>
+      <w:proofErr w:type="spellStart"/>
+      <w:r>
+        <w:rPr>
+          <w:rFonts w:cs="Times New Roman"/>
           <w:sz w:val="26"/>
           <w:szCs w:val="26"/>
         </w:rPr>
@@ -4838,19 +4382,15 @@
       <w:r>
         <w:rPr>
           <w:rFonts w:cs="Times New Roman"/>
-          <w:b/>
-          <w:bCs/>
-          <w:sz w:val="26"/>
-          <w:szCs w:val="26"/>
-        </w:rPr>
-        <w:t xml:space="preserve"> </w:t>
-      </w:r>
-      <w:proofErr w:type="spellStart"/>
-      <w:r>
-        <w:rPr>
-          <w:rFonts w:cs="Times New Roman"/>
-          <w:b/>
-          <w:bCs/>
+          <w:sz w:val="26"/>
+          <w:szCs w:val="26"/>
+        </w:rPr>
+        <w:t xml:space="preserve"> </w:t>
+      </w:r>
+      <w:proofErr w:type="spellStart"/>
+      <w:r>
+        <w:rPr>
+          <w:rFonts w:cs="Times New Roman"/>
           <w:sz w:val="26"/>
           <w:szCs w:val="26"/>
         </w:rPr>
@@ -4860,8 +4400,6 @@
       <w:r>
         <w:rPr>
           <w:rFonts w:cs="Times New Roman"/>
-          <w:b/>
-          <w:bCs/>
           <w:sz w:val="26"/>
           <w:szCs w:val="26"/>
         </w:rPr>
@@ -8010,6 +7548,7 @@
   <w:style w:type="character" w:default="1" w:styleId="DefaultParagraphFont">
     <w:name w:val="Default Paragraph Font"/>
     <w:uiPriority w:val="1"/>
+    <w:semiHidden/>
     <w:unhideWhenUsed/>
   </w:style>
   <w:style w:type="table" w:default="1" w:styleId="TableNormal">
